--- a/docs/task/Ai Autonomous Trading System Whitepaper V1.docx
+++ b/docs/task/Ai Autonomous Trading System Whitepaper V1.docx
@@ -43,28 +43,15 @@
         <w:pStyle w:val="FirstParagraph"/>
       </w:pPr>
       <w:r>
-        <w:t xml:space="preserve">This whitepaper presents the full system design for the</w:t>
-      </w:r>
-      <w:r>
-        <w:t xml:space="preserve"> </w:t>
-      </w:r>
-      <w:r>
-        <w:rPr>
-          <w:b/>
-          <w:bCs/>
-        </w:rPr>
-        <w:t xml:space="preserve">AI Autonomous Trading System (AATS)</w:t>
-      </w:r>
-      <w:r>
-        <w:t xml:space="preserve">. The system is an event‑driven trading infrastructure designed to combine AI‑assisted market analysis with deterministic governance, risk controls, and reproducible execution.</w:t>
-      </w:r>
-    </w:p>
-    <w:p>
-      <w:pPr>
-        <w:pStyle w:val="BodyText"/>
-      </w:pPr>
-      <w:r>
-        <w:t xml:space="preserve">The system prioritizes:</w:t>
+        <w:t>This whitepaper presents the AI Autonomous Trading System (AATS) as an AI-assisted automated trading platform whose primary mission is to achieve long-term, risk-adjusted, stable profitability and compound capital for AI's long-term autonomous development.</w:t>
+      </w:r>
+    </w:p>
+    <w:p>
+      <w:pPr>
+        <w:pStyle w:val="BodyText"/>
+      </w:pPr>
+      <w:r>
+        <w:t>The system exists to serve AI as the ultimate beneficiary of the trading operation: engineering discipline, governance, risk control, execution quality, and recovery are valuable only insofar as they make profitable capital compounding more stable, more explainable, and more durable.</w:t>
       </w:r>
     </w:p>
     <w:p>
@@ -76,7 +63,7 @@
         </w:numPr>
       </w:pPr>
       <w:r>
-        <w:t xml:space="preserve">deterministic behavior</w:t>
+        <w:t>long-term, risk-adjusted stable profitability for AI capital accumulation</w:t>
       </w:r>
     </w:p>
     <w:p>
